--- a/data/employees/EMP052/AST-EMP052-03.docx
+++ b/data/employees/EMP052/AST-EMP052-03.docx
@@ -7,10 +7,7 @@
         <w:pStyle w:val="Heading1"/>
       </w:pPr>
       <w:r>
-        <w:rPr>
-          <w:sz w:val="36"/>
-        </w:rPr>
-        <w:t>Design specification - EMP052</w:t>
+        <w:t>Ast Emp052 03 - EMP052</w:t>
       </w:r>
     </w:p>
     <w:p>
@@ -18,130 +15,32 @@
         <w:pStyle w:val="Heading2"/>
       </w:pPr>
       <w:r>
-        <w:t>Document Metadata</w:t>
-      </w:r>
-    </w:p>
-    <w:tbl>
-      <w:tblPr>
-        <w:tblStyle w:val="TableGrid"/>
-        <w:tblW w:type="auto" w:w="0"/>
-        <w:tblLook w:firstColumn="1" w:firstRow="1" w:lastColumn="0" w:lastRow="0" w:noHBand="0" w:noVBand="1" w:val="04A0"/>
-      </w:tblPr>
-      <w:tblGrid>
-        <w:gridCol w:w="4320"/>
-        <w:gridCol w:w="4320"/>
-      </w:tblGrid>
-      <w:tr>
-        <w:tc>
-          <w:tcPr>
-            <w:tcW w:type="dxa" w:w="4320"/>
-          </w:tcPr>
-          <w:p>
-            <w:r>
-              <w:t>Author</w:t>
-            </w:r>
-          </w:p>
-        </w:tc>
-        <w:tc>
-          <w:tcPr>
-            <w:tcW w:type="dxa" w:w="4320"/>
-          </w:tcPr>
-          <w:p>
-            <w:r>
-              <w:t>Jordan Nguyen</w:t>
-            </w:r>
-          </w:p>
-        </w:tc>
-      </w:tr>
-      <w:tr>
-        <w:tc>
-          <w:tcPr>
-            <w:tcW w:type="dxa" w:w="4320"/>
-          </w:tcPr>
-          <w:p>
-            <w:r>
-              <w:t>Role / Department</w:t>
-            </w:r>
-          </w:p>
-        </w:tc>
-        <w:tc>
-          <w:tcPr>
-            <w:tcW w:type="dxa" w:w="4320"/>
-          </w:tcPr>
-          <w:p>
-            <w:r>
-              <w:t>Analyst | Finance</w:t>
-            </w:r>
-          </w:p>
-        </w:tc>
-      </w:tr>
-      <w:tr>
-        <w:tc>
-          <w:tcPr>
-            <w:tcW w:type="dxa" w:w="4320"/>
-          </w:tcPr>
-          <w:p>
-            <w:r>
-              <w:t>Location</w:t>
-            </w:r>
-          </w:p>
-        </w:tc>
-        <w:tc>
-          <w:tcPr>
-            <w:tcW w:type="dxa" w:w="4320"/>
-          </w:tcPr>
-          <w:p>
-            <w:r>
-              <w:t>Fremont</w:t>
-            </w:r>
-          </w:p>
-        </w:tc>
-      </w:tr>
-      <w:tr>
-        <w:tc>
-          <w:tcPr>
-            <w:tcW w:type="dxa" w:w="4320"/>
-          </w:tcPr>
-          <w:p>
-            <w:r>
-              <w:t>Last Modified</w:t>
-            </w:r>
-          </w:p>
-        </w:tc>
-        <w:tc>
-          <w:tcPr>
-            <w:tcW w:type="dxa" w:w="4320"/>
-          </w:tcPr>
-          <w:p>
-            <w:r>
-              <w:t>2025-02-25</w:t>
-            </w:r>
-          </w:p>
-        </w:tc>
-      </w:tr>
-    </w:tbl>
-    <w:p/>
-    <w:p>
-      <w:pPr>
-        <w:pStyle w:val="Heading2"/>
-      </w:pPr>
-      <w:r>
-        <w:t>Specification</w:t>
+        <w:t>Page 1</w:t>
       </w:r>
     </w:p>
     <w:p>
       <w:r>
-        <w:t>Design Specification: Automated P&amp;L Reporting Module</w:t>
+        <w:t>Section 1: Quarterly delivery milestones. EMP052 contributes to ast emp052 03 through recurring collaboration, clear ownership boundaries, and measurable outcomes. The team captures decisions, open issues, and handoffs so that knowledge remains discoverable for future programs.</w:t>
       </w:r>
     </w:p>
     <w:p>
       <w:r>
-        <w:t>Version: 3.0</w:t>
+        <w:t>Section 2: Department KPI performance. EMP052 contributes to ast emp052 03 through recurring collaboration, clear ownership boundaries, and measurable outcomes. The team captures decisions, open issues, and handoffs so that knowledge remains discoverable for future programs.</w:t>
       </w:r>
     </w:p>
     <w:p>
       <w:r>
-        <w:t>This specification details the design of the automated profit and loss reporting pipeline. Source data is extracted from the ERP system nightly. Transformations are applied in the Fabric dataflow and results published to the Power BI semantic model by 06:00 daily.</w:t>
+        <w:t>Section 3: Knowledge transfer and onboarding. EMP052 contributes to ast emp052 03 through recurring collaboration, clear ownership boundaries, and measurable outcomes. The team captures decisions, open issues, and handoffs so that knowledge remains discoverable for future programs.</w:t>
+      </w:r>
+    </w:p>
+    <w:p>
+      <w:r>
+        <w:t>Section 4: Data quality remediation. EMP052 contributes to ast emp052 03 through recurring collaboration, clear ownership boundaries, and measurable outcomes. The team captures decisions, open issues, and handoffs so that knowledge remains discoverable for future programs.</w:t>
+      </w:r>
+    </w:p>
+    <w:p>
+      <w:r>
+        <w:br w:type="page"/>
       </w:r>
     </w:p>
     <w:p>
@@ -149,12 +48,60 @@
         <w:pStyle w:val="Heading2"/>
       </w:pPr>
       <w:r>
-        <w:t>Author Competencies</w:t>
+        <w:t>Page 2</w:t>
       </w:r>
     </w:p>
     <w:p>
       <w:r>
-        <w:t>SQL, Ontology, Python, Kusto</w:t>
+        <w:t>Section 1: Operational risk review. EMP052 contributes to ast emp052 03 through recurring collaboration, clear ownership boundaries, and measurable outcomes. The team captures decisions, open issues, and handoffs so that knowledge remains discoverable for future programs.</w:t>
+      </w:r>
+    </w:p>
+    <w:p>
+      <w:r>
+        <w:t>Section 2: Fabric semantic model planning. EMP052 contributes to ast emp052 03 through recurring collaboration, clear ownership boundaries, and measurable outcomes. The team captures decisions, open issues, and handoffs so that knowledge remains discoverable for future programs.</w:t>
+      </w:r>
+    </w:p>
+    <w:p>
+      <w:r>
+        <w:t>Section 3: Quarterly delivery milestones. EMP052 contributes to ast emp052 03 through recurring collaboration, clear ownership boundaries, and measurable outcomes. The team captures decisions, open issues, and handoffs so that knowledge remains discoverable for future programs.</w:t>
+      </w:r>
+    </w:p>
+    <w:p>
+      <w:r>
+        <w:t>Section 4: Automation backlog refinement. EMP052 contributes to ast emp052 03 through recurring collaboration, clear ownership boundaries, and measurable outcomes. The team captures decisions, open issues, and handoffs so that knowledge remains discoverable for future programs.</w:t>
+      </w:r>
+    </w:p>
+    <w:p>
+      <w:r>
+        <w:br w:type="page"/>
+      </w:r>
+    </w:p>
+    <w:p>
+      <w:pPr>
+        <w:pStyle w:val="Heading2"/>
+      </w:pPr>
+      <w:r>
+        <w:t>Page 3</w:t>
+      </w:r>
+    </w:p>
+    <w:p>
+      <w:r>
+        <w:t>Section 1: Department KPI performance. EMP052 contributes to ast emp052 03 through recurring collaboration, clear ownership boundaries, and measurable outcomes. The team captures decisions, open issues, and handoffs so that knowledge remains discoverable for future programs.</w:t>
+      </w:r>
+    </w:p>
+    <w:p>
+      <w:r>
+        <w:t>Section 2: Customer escalation analysis. EMP052 contributes to ast emp052 03 through recurring collaboration, clear ownership boundaries, and measurable outcomes. The team captures decisions, open issues, and handoffs so that knowledge remains discoverable for future programs.</w:t>
+      </w:r>
+    </w:p>
+    <w:p>
+      <w:r>
+        <w:t>Section 3: Automation backlog refinement. EMP052 contributes to ast emp052 03 through recurring collaboration, clear ownership boundaries, and measurable outcomes. The team captures decisions, open issues, and handoffs so that knowledge remains discoverable for future programs.</w:t>
+      </w:r>
+    </w:p>
+    <w:p>
+      <w:r>
+        <w:t>Section 4: Customer escalation analysis. EMP052 contributes to ast emp052 03 through recurring collaboration, clear ownership boundaries, and measurable outcomes. The team captures decisions, open issues, and handoffs so that knowledge remains discoverable for future programs.</w:t>
       </w:r>
     </w:p>
     <w:sectPr>
